--- a/Volume 1/Chapter 02 - Language Fundamentals/SPA_Vol1_Ch2_Lesson2_7a_EXTENDED_Arrays_Collections.docx
+++ b/Volume 1/Chapter 02 - Language Fundamentals/SPA_Vol1_Ch2_Lesson2_7a_EXTENDED_Arrays_Collections.docx
@@ -770,7 +770,6 @@
     <w:p>
       <w:pPr>
         <w:pStyle w:val="CommandBlock"/>
-        <w:keepNext/>
       </w:pPr>
       <w:r>
         <w:t xml:space="preserve">    Out-Null</w:t>
@@ -778,42 +777,136 @@
     </w:p>
     <w:p>
       <w:pPr>
+        <w:keepNext/>
+      </w:pPr>
+    </w:p>
+    <w:p>
+      <w:pPr>
+        <w:keepNext/>
+      </w:pPr>
+      <w:r>
+        <w:t>Next, let the tools create the Rust and Solidity projects: cargo init writes Cargo.toml, Remove-Item deletes the starter main.rs because the programs are in src\bin, and forge init --empty makes the Foundry project.</w:t>
+      </w:r>
+    </w:p>
+    <w:p>
+      <w:pPr>
+        <w:keepNext/>
+      </w:pPr>
+    </w:p>
+    <w:p>
+      <w:pPr>
         <w:pStyle w:val="CommandBlock"/>
         <w:keepNext/>
       </w:pPr>
       <w:r>
-        <w:t>New-Item -ItemType Directory -Force `</w:t>
+        <w:t>cargo init .\rust --name arrays --vcs none</w:t>
       </w:r>
     </w:p>
     <w:p>
       <w:pPr>
         <w:pStyle w:val="CommandBlock"/>
-      </w:pPr>
-      <w:r>
-        <w:t xml:space="preserve">    "$HOME\spa\lesson-2.7-extended\solidity\script" | Out-Null</w:t>
-      </w:r>
-    </w:p>
-    <w:p>
-      <w:pPr>
-        <w:keepNext/>
-      </w:pPr>
-    </w:p>
-    <w:p>
-      <w:pPr>
-        <w:keepNext/>
-      </w:pPr>
-      <w:r>
-        <w:t>Save each file from this lesson into the matching path in the project layout. As in Chapter 1, notepad .\rust\Cargo.toml creates and opens one: choose Yes, type the file, save it with Ctrl+S, and close Notepad. Then install forge-std, Foundry's standard library, into the Solidity project. Linux Assembly runs in WSL or on a Linux computer.</w:t>
-      </w:r>
-    </w:p>
-    <w:p>
-      <w:pPr>
-        <w:keepNext/>
-      </w:pPr>
+        <w:keepNext/>
+      </w:pPr>
+      <w:r>
+        <w:t>Remove-Item .\rust\src\main.rs</w:t>
+      </w:r>
     </w:p>
     <w:p>
       <w:pPr>
         <w:pStyle w:val="CommandBlock"/>
+      </w:pPr>
+      <w:r>
+        <w:t>forge init .\solidity --empty --no-git --offline</w:t>
+      </w:r>
+    </w:p>
+    <w:p>
+      <w:pPr>
+        <w:keepNext/>
+      </w:pPr>
+    </w:p>
+    <w:p>
+      <w:r>
+        <w:t>Then replace the foundry.toml that forge init wrote with this lesson's settings. notepad .\solidity\foundry.toml opens it: select everything with Ctrl+A, type the file below in its place, save it with Ctrl+S, and close Notepad.</w:t>
+      </w:r>
+    </w:p>
+    <w:p>
+      <w:pPr>
+        <w:keepNext/>
+      </w:pPr>
+    </w:p>
+    <w:p>
+      <w:pPr>
+        <w:pStyle w:val="Heading3"/>
+      </w:pPr>
+      <w:r>
+        <w:t>solidity/foundry.toml</w:t>
+      </w:r>
+    </w:p>
+    <w:p>
+      <w:pPr>
+        <w:pStyle w:val="SourceCode"/>
+        <w:keepNext/>
+      </w:pPr>
+      <w:r>
+        <w:t>[profile.default]</w:t>
+      </w:r>
+    </w:p>
+    <w:p>
+      <w:pPr>
+        <w:pStyle w:val="SourceCode"/>
+        <w:keepNext/>
+      </w:pPr>
+      <w:r>
+        <w:t># The scripts in script/ are the only Solidity sources in this project.</w:t>
+      </w:r>
+    </w:p>
+    <w:p>
+      <w:pPr>
+        <w:pStyle w:val="SourceCode"/>
+        <w:keepNext/>
+      </w:pPr>
+      <w:r>
+        <w:t>src = "script"</w:t>
+      </w:r>
+    </w:p>
+    <w:p>
+      <w:pPr>
+        <w:pStyle w:val="SourceCode"/>
+        <w:keepNext/>
+      </w:pPr>
+      <w:r>
+        <w:t># forge install puts forge-std in lib/.</w:t>
+      </w:r>
+    </w:p>
+    <w:p>
+      <w:pPr>
+        <w:pStyle w:val="SourceCode"/>
+      </w:pPr>
+      <w:r>
+        <w:t>libs = ["lib"]</w:t>
+      </w:r>
+    </w:p>
+    <w:p>
+      <w:pPr>
+        <w:keepNext/>
+      </w:pPr>
+    </w:p>
+    <w:p>
+      <w:pPr>
+        <w:keepNext/>
+      </w:pPr>
+      <w:r>
+        <w:t>Then install forge-std, Foundry's standard library, into the Solidity project.</w:t>
+      </w:r>
+    </w:p>
+    <w:p>
+      <w:pPr>
+        <w:keepNext/>
+      </w:pPr>
+    </w:p>
+    <w:p>
+      <w:pPr>
+        <w:pStyle w:val="CommandBlock"/>
         <w:keepNext/>
       </w:pPr>
       <w:r>
@@ -843,6 +936,16 @@
       </w:pPr>
     </w:p>
     <w:p>
+      <w:r>
+        <w:t>You save each source file in its language's section below, as each is shown. As in Chapter 1, notepad .\rust\src\bin\basic_arrays.rs creates and opens one: choose Yes, type the file, save it with Ctrl+S, and close Notepad. Linux Assembly runs in WSL or on a Linux computer.</w:t>
+      </w:r>
+    </w:p>
+    <w:p>
+      <w:pPr>
+        <w:keepNext/>
+      </w:pPr>
+    </w:p>
+    <w:p>
       <w:pPr>
         <w:keepNext/>
       </w:pPr>
@@ -883,7 +986,7 @@
         <w:keepNext/>
       </w:pPr>
       <w:r>
-        <w:t>mkdir -p "$HOME/spa/lesson-2.7-extended/"{rust/src/bin,solidity/script}</w:t>
+        <w:t>mkdir -p "$HOME/spa/lesson-2.7-extended/rust/src/bin"</w:t>
       </w:r>
     </w:p>
     <w:p>
@@ -904,7 +1007,7 @@
         <w:keepNext/>
       </w:pPr>
       <w:r>
-        <w:t>Save each file from this lesson into the matching path in the project layout. As in Chapter 1, nano ./rust/Cargo.toml creates and opens one: type the file, then save and close it with Ctrl+O, Enter, then Ctrl+X. Then install forge-std.</w:t>
+        <w:t>Then create the Rust and Solidity projects with the same commands as on Windows; rm deletes the starter main.rs.</w:t>
       </w:r>
     </w:p>
     <w:p>
@@ -915,6 +1018,50 @@
     <w:p>
       <w:pPr>
         <w:pStyle w:val="CommandBlock"/>
+        <w:keepNext/>
+      </w:pPr>
+      <w:r>
+        <w:t>cargo init ./rust --name arrays --vcs none</w:t>
+      </w:r>
+    </w:p>
+    <w:p>
+      <w:pPr>
+        <w:pStyle w:val="CommandBlock"/>
+        <w:keepNext/>
+      </w:pPr>
+      <w:r>
+        <w:t>rm ./rust/src/main.rs</w:t>
+      </w:r>
+    </w:p>
+    <w:p>
+      <w:pPr>
+        <w:pStyle w:val="CommandBlock"/>
+      </w:pPr>
+      <w:r>
+        <w:t>forge init ./solidity --empty --no-git --offline</w:t>
+      </w:r>
+    </w:p>
+    <w:p>
+      <w:pPr>
+        <w:keepNext/>
+      </w:pPr>
+    </w:p>
+    <w:p>
+      <w:pPr>
+        <w:keepNext/>
+      </w:pPr>
+      <w:r>
+        <w:t>Replace solidity/foundry.toml with the file shown in the Windows setup; nano ./solidity/foundry.toml opens it. Then install forge-std.</w:t>
+      </w:r>
+    </w:p>
+    <w:p>
+      <w:pPr>
+        <w:keepNext/>
+      </w:pPr>
+    </w:p>
+    <w:p>
+      <w:pPr>
+        <w:pStyle w:val="CommandBlock"/>
       </w:pPr>
       <w:r>
         <w:t>(cd ./solidity &amp;&amp; forge install foundry-rs/forge-std@v1.16.2 --no-git)</w:t>
@@ -926,6 +1073,16 @@
       </w:pPr>
     </w:p>
     <w:p>
+      <w:r>
+        <w:t>You save each source file in its language's section below, as each is shown. As in Chapter 1, nano ./rust/src/bin/basic_arrays.rs creates and opens one: type the file, then save and close it with Ctrl+O, Enter, then Ctrl+X.</w:t>
+      </w:r>
+    </w:p>
+    <w:p>
+      <w:pPr>
+        <w:keepNext/>
+      </w:pPr>
+    </w:p>
+    <w:p>
       <w:pPr>
         <w:keepNext/>
       </w:pPr>
@@ -20855,6 +21012,11 @@
       </w:r>
     </w:p>
     <w:p>
+      <w:r>
+        <w:t>This is the Cargo.toml that cargo init wrote, shown here so you can check yours. The [package] lines match; yours also ends with an empty [dependencies] heading, and the lines that start with # are notes for you, not something cargo writes.</w:t>
+      </w:r>
+    </w:p>
+    <w:p>
       <w:pPr>
         <w:keepNext/>
       </w:pPr>
@@ -20929,68 +21091,6 @@
       </w:pPr>
       <w:r>
         <w:t># basic_arrays and arrays.</w:t>
-      </w:r>
-    </w:p>
-    <w:p>
-      <w:pPr>
-        <w:keepNext/>
-      </w:pPr>
-    </w:p>
-    <w:p>
-      <w:pPr>
-        <w:keepNext/>
-      </w:pPr>
-    </w:p>
-    <w:p>
-      <w:pPr>
-        <w:pStyle w:val="Heading2"/>
-      </w:pPr>
-      <w:r>
-        <w:t>solidity/foundry.toml</w:t>
-      </w:r>
-    </w:p>
-    <w:p>
-      <w:pPr>
-        <w:pStyle w:val="SourceCode"/>
-        <w:keepNext/>
-      </w:pPr>
-      <w:r>
-        <w:t>[profile.default]</w:t>
-      </w:r>
-    </w:p>
-    <w:p>
-      <w:pPr>
-        <w:pStyle w:val="SourceCode"/>
-        <w:keepNext/>
-      </w:pPr>
-      <w:r>
-        <w:t># The scripts in script/ are the only Solidity sources in this project.</w:t>
-      </w:r>
-    </w:p>
-    <w:p>
-      <w:pPr>
-        <w:pStyle w:val="SourceCode"/>
-        <w:keepNext/>
-      </w:pPr>
-      <w:r>
-        <w:t>src = "script"</w:t>
-      </w:r>
-    </w:p>
-    <w:p>
-      <w:pPr>
-        <w:pStyle w:val="SourceCode"/>
-        <w:keepNext/>
-      </w:pPr>
-      <w:r>
-        <w:t># forge install puts forge-std in lib/.</w:t>
-      </w:r>
-    </w:p>
-    <w:p>
-      <w:pPr>
-        <w:pStyle w:val="SourceCode"/>
-      </w:pPr>
-      <w:r>
-        <w:t>libs = ["lib"]</w:t>
       </w:r>
     </w:p>
     <w:p>
@@ -22513,31 +22613,31 @@
       </w:rPr>
     </w:lvl>
   </w:abstractNum>
-  <w:num w:numId="1" w16cid:durableId="1658455983">
+  <w:num w:numId="1" w16cid:durableId="2064791986">
     <w:abstractNumId w:val="8"/>
   </w:num>
-  <w:num w:numId="2" w16cid:durableId="807942325">
+  <w:num w:numId="2" w16cid:durableId="1644507317">
     <w:abstractNumId w:val="6"/>
   </w:num>
-  <w:num w:numId="3" w16cid:durableId="1158230741">
+  <w:num w:numId="3" w16cid:durableId="1974142221">
     <w:abstractNumId w:val="5"/>
   </w:num>
-  <w:num w:numId="4" w16cid:durableId="1270627573">
+  <w:num w:numId="4" w16cid:durableId="145587489">
     <w:abstractNumId w:val="4"/>
   </w:num>
-  <w:num w:numId="5" w16cid:durableId="1641155600">
+  <w:num w:numId="5" w16cid:durableId="632254775">
     <w:abstractNumId w:val="7"/>
   </w:num>
-  <w:num w:numId="6" w16cid:durableId="2082828810">
+  <w:num w:numId="6" w16cid:durableId="1504130485">
     <w:abstractNumId w:val="3"/>
   </w:num>
-  <w:num w:numId="7" w16cid:durableId="1708525319">
+  <w:num w:numId="7" w16cid:durableId="1461146559">
     <w:abstractNumId w:val="2"/>
   </w:num>
-  <w:num w:numId="8" w16cid:durableId="1461608268">
+  <w:num w:numId="8" w16cid:durableId="1538464390">
     <w:abstractNumId w:val="1"/>
   </w:num>
-  <w:num w:numId="9" w16cid:durableId="1784761135">
+  <w:num w:numId="9" w16cid:durableId="1597907729">
     <w:abstractNumId w:val="0"/>
   </w:num>
 </w:numbering>

--- a/Volume 1/Chapter 02 - Language Fundamentals/SPA_Vol1_Ch2_Lesson2_7a_EXTENDED_Arrays_Collections.docx
+++ b/Volume 1/Chapter 02 - Language Fundamentals/SPA_Vol1_Ch2_Lesson2_7a_EXTENDED_Arrays_Collections.docx
@@ -95,10 +95,7 @@
     </w:p>
     <w:p>
       <w:r>
-        <w:t>Lesson 2.7 kept a server inventory in six mainstream languages. These four show what a collection is underneath and how far languages differ. Assembly shows an array as addresses side by side, with a count the program keeps itself. Rust lends a collection to a function, read-only or to change. Erlang never changes a collection at all; every change returns a new one. Solidity can grow an array only in storage. Rust closures and Erlang funs are the short functions of Lesson 2.7 in these languages; Assembly an</w:t>
-      </w:r>
-      <w:r>
-        <w:t>d Solidity have none. Read Lesson 2.7 first; this companion builds on it.</w:t>
+        <w:t>Lesson 2.7 kept a server inventory in six mainstream languages. These four show what a collection is underneath and how far languages differ. Assembly shows an array as addresses side by side, with a count the program keeps itself. Rust lends a collection to a function, read-only or to change. Erlang never changes a collection at all; every change returns a new one. Solidity can grow an array only in storage. Rust closures and Erlang funs are the short functions of Lesson 2.7 in these languages; Assembly and Solidity have none. Read Lesson 2.7 first; this companion builds on it.</w:t>
       </w:r>
     </w:p>
     <w:p>
@@ -1102,10 +1099,7 @@
     </w:p>
     <w:p>
       <w:r>
-        <w:t>Assembly has no collection type. An array is a row of values stored side by side in memory; here each item is the 8-byte address of one server name, as in the dq list of Lesson 2.5a. The assembler works out the fixed array's length, and nothing checks a position. The inventory is an array with room for 8 addresses, reserved with resq, plus a count of the items in use, as in the C version of Lesson 2.7: adding stores an address at position count, and removing copies each later address one position down. A fu</w:t>
-      </w:r>
-      <w:r>
-        <w:t>nction receives an array's address and its count.</w:t>
+        <w:t>Assembly has no collection type. An array is a row of values stored side by side in memory; here each item is the 8-byte address of one server name, as in the dq list of Lesson 2.5a. The assembler works out the fixed array's length, and nothing checks a position. The inventory is an array with room for 8 addresses, reserved with resq, plus a count of the items in use, as in the C version of Lesson 2.7: adding stores an address at position count, and removing copies each later address one position down. A function receives an array's address and its count.</w:t>
       </w:r>
     </w:p>
     <w:p>
@@ -6121,10 +6115,7 @@
     </w:p>
     <w:p>
       <w:r>
-        <w:t>The production-minded version prints the same seventeen lines and moves every change to the inventory into a function, the way a larger program keeps its collections in order. create_inventory builds the inventory from the fixed array, filling the array the caller passes. add_server adds one server and checks that the array has room. remove_server checks that the position exists before it reads or removes anything, and returns the removed name, or empty text, the invalid-position result, when the position i</w:t>
-      </w:r>
-      <w:r>
-        <w:t>s outside the inventory. print_web_numbers prints the web servers' numbers with a loop, because Assembly has no functions without a name. After sorting A to Z, it sorts Z to A with a custom comparison, qsort with compare_reverse. The last line shows the invalid-position result. The count lives in memory, and main passes its address, so add_server and remove_server change main's own count: the same idea as C's &amp;count.</w:t>
+        <w:t>The production-minded version prints the same seventeen lines and moves every change to the inventory into a function, the way a larger program keeps its collections in order. create_inventory builds the inventory from the fixed array, filling the array the caller passes. add_server adds one server and checks that the array has room. remove_server checks that the position exists before it reads or removes anything, and returns the removed name, or empty text, the invalid-position result, when the position is outside the inventory. print_web_numbers prints the web servers' numbers with a loop, because Assembly has no functions without a name. After sorting A to Z, it sorts Z to A with a custom comparison, qsort with compare_reverse. The last line shows the invalid-position result. The count lives in memory, and main passes its address, so add_server and remove_server change main's own count: the same idea as C's &amp;count.</w:t>
       </w:r>
     </w:p>
     <w:p>
@@ -13530,10 +13521,7 @@
     </w:p>
     <w:p>
       <w:r>
-        <w:t>The production-minded version prints the same seventeen lines and moves every change to the inventory into a function, the way a larger program keeps its collections in order. create_inventory builds the inventory from the fixed array and returns it, a new Vec. add_server adds one server to the Vec that main lends it with &amp;mut. remove_server checks that the position exists before it reads or removes anything, and returns the removed name, or empty text, the invalid-position result, when the position is outs</w:t>
-      </w:r>
-      <w:r>
-        <w:t>ide the inventory. web_numbers returns a new Vec of the web servers' numbers, written with closures given to iter().filter and map, and leaves the inventory unchanged. After sorting A to Z, it sorts Z to A with a custom comparison, sort_by and a closure. The last line shows the invalid-position result.</w:t>
+        <w:t>The production-minded version prints the same seventeen lines and moves every change to the inventory into a function, the way a larger program keeps its collections in order. create_inventory builds the inventory from the fixed array and returns it, a new Vec. add_server adds one server to the Vec that main lends it with &amp;mut. remove_server checks that the position exists before it reads or removes anything, and returns the removed name, or empty text, the invalid-position result, when the position is outside the inventory. web_numbers returns a new Vec of the web servers' numbers, written with closures given to iter().filter and map, and leaves the inventory unchanged. After sorting A to Z, it sorts Z to A with a custom comparison, sort_by and a closure. The last line shows the invalid-position result.</w:t>
       </w:r>
     </w:p>
     <w:p>
@@ -14876,10 +14864,7 @@
     </w:p>
     <w:p>
       <w:r>
-        <w:t>Erlang has no collection that changes. Its fixed-size collection is the tuple, written between braces: tuple_size gives its count, element reads an item, and setelement returns a new tuple with one item replaced. Its dynamic collection is the list, written between square brackets: length gives its count, ++ joins lists to add an item, and hd and tl, or lists:sublist and lists:nthtail, take items out. Every function returns a new list, and the caller keeps it under a new name. Tuple positions and lists:nth c</w:t>
-      </w:r>
-      <w:r>
-        <w:t>ount from 1, so the programs add 1 to a position; the printed positions still count from 0, as in every other language.</w:t>
+        <w:t>Erlang has no collection that changes. Its fixed-size collection is the tuple, written between braces: tuple_size gives its count, element reads an item, and setelement returns a new tuple with one item replaced. Its dynamic collection is the list, written between square brackets: length gives its count, ++ joins lists to add an item, and hd and tl, or lists:sublist and lists:nthtail, take items out. Every function returns a new list, and the caller keeps it under a new name. Tuple positions and lists:nth count from 1, so the programs add 1 to a position; the printed positions still count from 0, as in every other language.</w:t>
       </w:r>
     </w:p>
     <w:p>
@@ -16237,10 +16222,7 @@
     </w:p>
     <w:p>
       <w:r>
-        <w:t>The production-minded version prints the same seventeen lines and moves every change to the inventory into a function, the way a larger program keeps its collections in order. create_inventory builds the inventory from the fixed array and returns it as a new list. add_server adds one server: it returns a new list with the server at its end. remove_server checks that the position exists before it reads or removes anything, and returns the removed name together with the new, shorter list, in a tuple, or empty</w:t>
-      </w:r>
-      <w:r>
-        <w:t xml:space="preserve"> text, the invalid-position result, when the position is outside the inventory. web_numbers returns a new list of the web servers' numbers, written with funs given to lists:filter and lists:map; lists:foreach prints them. After sorting A to Z, it sorts Z to A with a custom comparison, lists:sort and a fun. The last line shows the invalid-position result.</w:t>
+        <w:t>The production-minded version prints the same seventeen lines and moves every change to the inventory into a function, the way a larger program keeps its collections in order. create_inventory builds the inventory from the fixed array and returns it as a new list. add_server adds one server: it returns a new list with the server at its end. remove_server checks that the position exists before it reads or removes anything, and returns the removed name together with the new, shorter list, in a tuple, or empty text, the invalid-position result, when the position is outside the inventory. web_numbers returns a new list of the web servers' numbers, written with funs given to lists:filter and lists:map; lists:foreach prints them. After sorting A to Z, it sorts Z to A with a custom comparison, lists:sort and a fun. The last line shows the invalid-position result.</w:t>
       </w:r>
     </w:p>
     <w:p>
@@ -17641,10 +17623,7 @@
     </w:p>
     <w:p>
       <w:r>
-        <w:t xml:space="preserve">Solidity has fixed-size arrays, such as string[3] memory, and dynamic arrays, string[]. Only an array in storage, the contract's own saved data, can grow with push or shrink with pop, so the inventory is a storage array declared in the contract, outside every function, and run is no longer pure: it changes stored data. Every array has .length, and every position is checked: a position past the end stops the script with panic: array out-of-bounds access. A storage array passed to an internal function is the </w:t>
-      </w:r>
-      <w:r>
-        <w:t>caller's own array, so the function's changes stay. Solidity has no remove, so removing copies each later item down and pops the last.</w:t>
+        <w:t>Solidity has fixed-size arrays, such as string[3] memory, and dynamic arrays, string[]. Only an array in storage, the contract's own saved data, can grow with push or shrink with pop, so the inventory is a storage array declared in the contract, outside every function, and run is no longer pure: it changes stored data. Every array has .length, and every position is checked: a position past the end stops the script with panic: array out-of-bounds access. A storage array passed to an internal function is the caller's own array, so the function's changes stay. Solidity has no remove, so removing copies each later item down and pops the last.</w:t>
       </w:r>
     </w:p>
     <w:p>
@@ -19228,10 +19207,7 @@
     </w:p>
     <w:p>
       <w:r>
-        <w:t xml:space="preserve">The production-minded version prints the same seventeen lines and moves every change to the inventory into a function, the way a larger program keeps its collections in order. createInventory builds the inventory from the fixed array, filling the storage array the caller passes, because a function cannot return a new storage array. addServer adds one server to the caller's storage array. removeServer checks that the position exists before it reads or removes anything, and returns the removed name, or empty </w:t>
-      </w:r>
-      <w:r>
-        <w:t>text, the invalid-position result, when the position is outside the inventory. printWebNumbers prints the web servers' numbers with a loop, because Solidity has no functions without a name. After sorting A to Z, it sorts Z to A with a custom comparison, sortServers with reverse set to true. The last line shows the invalid-position result.</w:t>
+        <w:t>The production-minded version prints the same seventeen lines and moves every change to the inventory into a function, the way a larger program keeps its collections in order. createInventory builds the inventory from the fixed array, filling the storage array the caller passes, because a function cannot return a new storage array. addServer adds one server to the caller's storage array. removeServer checks that the position exists before it reads or removes anything, and returns the removed name, or empty text, the invalid-position result, when the position is outside the inventory. printWebNumbers prints the web servers' numbers with a loop, because Solidity has no functions without a name. After sorting A to Z, it sorts Z to A with a custom comparison, sortServers with reverse set to true. The last line shows the invalid-position result.</w:t>
       </w:r>
     </w:p>
     <w:p>
@@ -21564,10 +21540,7 @@
     </w:p>
     <w:p>
       <w:r>
-        <w:t>Collections hold the repeated parts of both Chapter 2 projects, in the Extended languages. The Command-Line Survey Application keeps its questions in a fixed-size array and adds each answer to a dynamic collection, as add_server adds a server; its final summary receives that collection the way print_inventory does. In Solidity, a contract never reads a keyboard, so the answers arrive as the arguments of one call, and a storage array keeps them. The System Information Utility collects its disks in Lesson 2.1</w:t>
-      </w:r>
-      <w:r>
-        <w:t>5 and its network adapters in Lesson 2.16 into dynamic collections, because the number differs from computer to computer, and prints each with its position and a count. Lesson 2.13a sorts directory entries with these sorts. Lesson 2.8a adds maps, which look up a value by a name instead of a position.</w:t>
+        <w:t>Collections hold the repeated parts of both Chapter 2 projects, in the Extended languages. The Command-Line Survey Application keeps its questions in a fixed-size array and adds each answer to a dynamic collection, as add_server adds a server; its final summary receives that collection the way print_inventory does. In Solidity, a contract never reads a keyboard, so the answers arrive as the arguments of one call, and a storage array keeps them. The System Information Utility collects its disks in Lesson 2.15 and its network adapters in Lesson 2.16 into dynamic collections, because the number differs from computer to computer, and prints each with its position and a count. Lesson 2.13a sorts directory entries with these sorts. Lesson 2.8a adds maps, which look up a value by a name instead of a position.</w:t>
       </w:r>
     </w:p>
     <w:p>
@@ -22424,10 +22397,7 @@
     </w:p>
     <w:p>
       <w:r>
-        <w:t>Every language keeps a collection the same way underneath: items in order, at positions, with a count. Assembly shows it directly, addresses side by side and a count the program keeps itself, changed through its address; Rust lends a Vec read-only or to change; Erlang never changes a collection and returns a new one instead; and Solidity grows only arrays in storage. Checking a position before using it keeps every one of them from reading an item that is not there. Rust closures and Erlang funs filter, map,</w:t>
-      </w:r>
-      <w:r>
-        <w:t xml:space="preserve"> and sort with a short function that has no name; Assembly and Solidity do the same work with loops, and Assembly borrows C's qsort. Lesson 2.8a turns to maps: looking up a value by a meaningful name instead of by position.</w:t>
+        <w:t>Every language keeps a collection the same way underneath: items in order, at positions, with a count. Assembly shows it directly, addresses side by side and a count the program keeps itself, changed through its address; Rust lends a Vec read-only or to change; Erlang never changes a collection and returns a new one instead; and Solidity grows only arrays in storage. Checking a position before using it keeps every one of them from reading an item that is not there. Rust closures and Erlang funs filter, map, and sort with a short function that has no name; Assembly and Solidity do the same work with loops, and Assembly borrows C's qsort. Lesson 2.8a turns to maps: looking up a value by a meaningful name instead of by position.</w:t>
       </w:r>
     </w:p>
     <w:sectPr>

--- a/Volume 1/Chapter 02 - Language Fundamentals/SPA_Vol1_Ch2_Lesson2_7a_EXTENDED_Arrays_Collections.docx
+++ b/Volume 1/Chapter 02 - Language Fundamentals/SPA_Vol1_Ch2_Lesson2_7a_EXTENDED_Arrays_Collections.docx
@@ -95,7 +95,10 @@
     </w:p>
     <w:p>
       <w:r>
-        <w:t>Lesson 2.7 kept a server inventory in six mainstream languages. These four show what a collection is underneath and how far languages differ. Assembly shows an array as addresses side by side, with a count the program keeps itself. Rust lends a collection to a function, read-only or to change. Erlang never changes a collection at all; every change returns a new one. Solidity can grow an array only in storage. Rust closures and Erlang funs are the short functions of Lesson 2.7 in these languages; Assembly and Solidity have none. Read Lesson 2.7 first; this companion builds on it.</w:t>
+        <w:t>Lesson 2.7 kept a server inventory in six mainstream languages. These four show what a collection is underneath and how far languages differ. Assembly shows an array as addresses side by side, with a count the program keeps itself. Rust lends a collection to a function, read-only or to change. Erlang never changes a collection at all; every change returns a new one. Solidity can grow an array only in storage. Rust closures and Erlang funs are the short functions of Lesson 2.7 in these languages; Assembly an</w:t>
+      </w:r>
+      <w:r>
+        <w:t>d Solidity have none. Read Lesson 2.7 first; this companion builds on it.</w:t>
       </w:r>
     </w:p>
     <w:p>
@@ -845,7 +848,7 @@
         <w:keepNext/>
       </w:pPr>
       <w:r>
-        <w:t>[profile.default]</w:t>
+        <w:t>[profile.default]  # Remember, the settings forge uses by default.</w:t>
       </w:r>
     </w:p>
     <w:p>
@@ -1099,7 +1102,11 @@
     </w:p>
     <w:p>
       <w:r>
-        <w:t>Assembly has no collection type. An array is a row of values stored side by side in memory; here each item is the 8-byte address of one server name, as in the dq list of Lesson 2.5a. The assembler works out the fixed array's length, and nothing checks a position. The inventory is an array with room for 8 addresses, reserved with resq, plus a count of the items in use, as in the C version of Lesson 2.7: adding stores an address at position count, and removing copies each later address one position down. A function receives an array's address and its count.</w:t>
+        <w:t xml:space="preserve">Assembly has no collection type. An array is a row of values stored side by side in memory; here each item is the 8-byte address of one server name, as in the dq list of Lesson 2.5a. The assembler works out the fixed array's length, and nothing checks a position. The inventory is an array with room for 8 addresses, reserved with resq, plus a count of the items in use, as in the C version of Lesson 2.7: adding stores an address at </w:t>
+      </w:r>
+      <w:r>
+        <w:lastRenderedPageBreak/>
+        <w:t>position count, and removing copies each later address one position down. A function receives an array's address and its count.</w:t>
       </w:r>
     </w:p>
     <w:p>
@@ -1472,6 +1479,7 @@
         <w:pStyle w:val="SourceCode"/>
       </w:pPr>
       <w:r>
+        <w:lastRenderedPageBreak/>
         <w:t xml:space="preserve">    ; 8 bytes of one item gives the number of items: SERVER_COUNT is 3.</w:t>
       </w:r>
     </w:p>
@@ -2171,7 +2179,7 @@
         <w:pStyle w:val="SourceCode"/>
       </w:pPr>
       <w:r>
-        <w:t>; [first] reads that name's address, and strcmp compares the two names:</w:t>
+        <w:t>; [rcx] and [rdx] read the names' addresses, and strcmp compares the names:</w:t>
       </w:r>
     </w:p>
     <w:p>
@@ -4483,7 +4491,7 @@
         <w:pStyle w:val="SourceCode"/>
       </w:pPr>
       <w:r>
-        <w:t>; [first] reads that name's address, and strcmp compares the two names:</w:t>
+        <w:t>; [rdi] and [rsi] read the names' addresses, and strcmp compares the names:</w:t>
       </w:r>
     </w:p>
     <w:p>
@@ -6115,7 +6123,10 @@
     </w:p>
     <w:p>
       <w:r>
-        <w:t>The production-minded version prints the same seventeen lines and moves every change to the inventory into a function, the way a larger program keeps its collections in order. create_inventory builds the inventory from the fixed array, filling the array the caller passes. add_server adds one server and checks that the array has room. remove_server checks that the position exists before it reads or removes anything, and returns the removed name, or empty text, the invalid-position result, when the position is outside the inventory. print_web_numbers prints the web servers' numbers with a loop, because Assembly has no functions without a name. After sorting A to Z, it sorts Z to A with a custom comparison, qsort with compare_reverse. The last line shows the invalid-position result. The count lives in memory, and main passes its address, so add_server and remove_server change main's own count: the same idea as C's &amp;count.</w:t>
+        <w:t>The production-minded version prints the same seventeen lines and moves every change to the inventory into a function, the way a larger program keeps its collections in order. create_inventory builds the inventory from the fixed array, filling the array the caller passes. add_server adds one server and checks that the array has room. remove_server checks that the position exists before it reads or removes anything, and returns the removed name, or empty text, the invalid-position result, when the position i</w:t>
+      </w:r>
+      <w:r>
+        <w:t>s outside the inventory. print_web_numbers prints the web servers' numbers with a loop, because Assembly has no functions without a name. After sorting A to Z, it sorts Z to A with a custom comparison, qsort with compare_reverse. The last line shows the invalid-position result. The count lives in memory, and main passes its address, so add_server and remove_server change main's own count: the same idea as C's &amp;count.</w:t>
       </w:r>
     </w:p>
     <w:p>
@@ -6975,23 +6986,23 @@
         <w:pStyle w:val="SourceCode"/>
       </w:pPr>
       <w:r>
-        <w:t>; address, r8 = the count's address) sets the count to 0, then adds</w:t>
-      </w:r>
-    </w:p>
-    <w:p>
-      <w:pPr>
-        <w:pStyle w:val="SourceCode"/>
-      </w:pPr>
-      <w:r>
-        <w:t>; every server with add_server. An array cannot be returned from a</w:t>
-      </w:r>
-    </w:p>
-    <w:p>
-      <w:pPr>
-        <w:pStyle w:val="SourceCode"/>
-      </w:pPr>
-      <w:r>
-        <w:t>; function, so, as in C, the caller passes the array to fill.</w:t>
+        <w:t>; address, r8 = the count's address) sets the count to 0 and adds every</w:t>
+      </w:r>
+    </w:p>
+    <w:p>
+      <w:pPr>
+        <w:pStyle w:val="SourceCode"/>
+      </w:pPr>
+      <w:r>
+        <w:t>; server; an array cannot be returned, so the caller passes one to fill.</w:t>
+      </w:r>
+    </w:p>
+    <w:p>
+      <w:pPr>
+        <w:pStyle w:val="SourceCode"/>
+      </w:pPr>
+      <w:r>
+        <w:t>; Remember, r14 is kept like rbx; 4 pushes + sub rsp, 40 keep rsp aligned.</w:t>
       </w:r>
     </w:p>
     <w:p>
@@ -8729,23 +8740,23 @@
         <w:pStyle w:val="SourceCode"/>
       </w:pPr>
       <w:r>
-        <w:t xml:space="preserve">    ; The result a caller must handle: the inventory has 3 servers, at</w:t>
-      </w:r>
-    </w:p>
-    <w:p>
-      <w:pPr>
-        <w:pStyle w:val="SourceCode"/>
-      </w:pPr>
-      <w:r>
-        <w:t xml:space="preserve">    ; positions 0 to 2, so position 5 is outside it. Empty text starts</w:t>
-      </w:r>
-    </w:p>
-    <w:p>
-      <w:pPr>
-        <w:pStyle w:val="SourceCode"/>
-      </w:pPr>
-      <w:r>
-        <w:t xml:space="preserve">    ; with its ending 0, so a first byte of 0 means the position was</w:t>
+        <w:t xml:space="preserve">    ; The result a caller must handle: position 5 is past the last</w:t>
+      </w:r>
+    </w:p>
+    <w:p>
+      <w:pPr>
+        <w:pStyle w:val="SourceCode"/>
+      </w:pPr>
+      <w:r>
+        <w:t xml:space="preserve">    ; position in use, count - 1. Empty text starts with its ending 0,</w:t>
+      </w:r>
+    </w:p>
+    <w:p>
+      <w:pPr>
+        <w:pStyle w:val="SourceCode"/>
+      </w:pPr>
+      <w:r>
+        <w:t xml:space="preserve">    ; so a first byte of 0 in the returned text means the position was</w:t>
       </w:r>
     </w:p>
     <w:p>
@@ -9821,23 +9832,23 @@
         <w:pStyle w:val="SourceCode"/>
       </w:pPr>
       <w:r>
-        <w:t>; address, rdx = the count's address) sets the count to 0, then adds</w:t>
-      </w:r>
-    </w:p>
-    <w:p>
-      <w:pPr>
-        <w:pStyle w:val="SourceCode"/>
-      </w:pPr>
-      <w:r>
-        <w:t>; every server with add_server. An array cannot be returned from a</w:t>
-      </w:r>
-    </w:p>
-    <w:p>
-      <w:pPr>
-        <w:pStyle w:val="SourceCode"/>
-      </w:pPr>
-      <w:r>
-        <w:t>; function, so, as in C, the caller passes the array to fill.</w:t>
+        <w:t>; address, rdx = the count's address) sets the count to 0 and adds every</w:t>
+      </w:r>
+    </w:p>
+    <w:p>
+      <w:pPr>
+        <w:pStyle w:val="SourceCode"/>
+      </w:pPr>
+      <w:r>
+        <w:t>; server; an array cannot be returned, so the caller passes one to fill.</w:t>
+      </w:r>
+    </w:p>
+    <w:p>
+      <w:pPr>
+        <w:pStyle w:val="SourceCode"/>
+      </w:pPr>
+      <w:r>
+        <w:t>; Remember, r14 is kept like rbx; 4 pushes + sub rsp, 8 keep rsp aligned.</w:t>
       </w:r>
     </w:p>
     <w:p>
@@ -11615,23 +11626,23 @@
         <w:pStyle w:val="SourceCode"/>
       </w:pPr>
       <w:r>
-        <w:t xml:space="preserve">    ; The result a caller must handle: the inventory has 3 servers, at</w:t>
-      </w:r>
-    </w:p>
-    <w:p>
-      <w:pPr>
-        <w:pStyle w:val="SourceCode"/>
-      </w:pPr>
-      <w:r>
-        <w:t xml:space="preserve">    ; positions 0 to 2, so position 5 is outside it. Empty text starts</w:t>
-      </w:r>
-    </w:p>
-    <w:p>
-      <w:pPr>
-        <w:pStyle w:val="SourceCode"/>
-      </w:pPr>
-      <w:r>
-        <w:t xml:space="preserve">    ; with its ending 0, so a first byte of 0 means the position was</w:t>
+        <w:t xml:space="preserve">    ; The result a caller must handle: position 5 is past the last</w:t>
+      </w:r>
+    </w:p>
+    <w:p>
+      <w:pPr>
+        <w:pStyle w:val="SourceCode"/>
+      </w:pPr>
+      <w:r>
+        <w:t xml:space="preserve">    ; position in use, count - 1. Empty text starts with its ending 0,</w:t>
+      </w:r>
+    </w:p>
+    <w:p>
+      <w:pPr>
+        <w:pStyle w:val="SourceCode"/>
+      </w:pPr>
+      <w:r>
+        <w:t xml:space="preserve">    ; so a first byte of 0 in the returned text means the position was</w:t>
       </w:r>
     </w:p>
     <w:p>
@@ -13521,7 +13532,10 @@
     </w:p>
     <w:p>
       <w:r>
-        <w:t>The production-minded version prints the same seventeen lines and moves every change to the inventory into a function, the way a larger program keeps its collections in order. create_inventory builds the inventory from the fixed array and returns it, a new Vec. add_server adds one server to the Vec that main lends it with &amp;mut. remove_server checks that the position exists before it reads or removes anything, and returns the removed name, or empty text, the invalid-position result, when the position is outside the inventory. web_numbers returns a new Vec of the web servers' numbers, written with closures given to iter().filter and map, and leaves the inventory unchanged. After sorting A to Z, it sorts Z to A with a custom comparison, sort_by and a closure. The last line shows the invalid-position result.</w:t>
+        <w:t>The production-minded version prints the same seventeen lines and moves every change to the inventory into a function, the way a larger program keeps its collections in order. create_inventory builds the inventory from the fixed array and returns it, a new Vec. add_server adds one server to the Vec that main lends it with &amp;mut. remove_server checks that the position exists before it reads or removes anything, and returns the removed name, or empty text, the invalid-position result, when the position is outs</w:t>
+      </w:r>
+      <w:r>
+        <w:t>ide the inventory. web_numbers returns a new Vec of the web servers' numbers, written with closures given to iter().filter and map, and leaves the inventory unchanged. After sorting A to Z, it sorts Z to A with a custom comparison, sort_by and a closure. The last line shows the invalid-position result.</w:t>
       </w:r>
     </w:p>
     <w:p>
@@ -14311,15 +14325,15 @@
         <w:pStyle w:val="SourceCode"/>
       </w:pPr>
       <w:r>
-        <w:t xml:space="preserve">    // The result a caller must handle: the inventory has 3 servers, at</w:t>
-      </w:r>
-    </w:p>
-    <w:p>
-      <w:pPr>
-        <w:pStyle w:val="SourceCode"/>
-      </w:pPr>
-      <w:r>
-        <w:t xml:space="preserve">    // positions 0 to 2, so position 5 is outside it.</w:t>
+        <w:t xml:space="preserve">    // The result a caller must handle: position 5 is past the last</w:t>
+      </w:r>
+    </w:p>
+    <w:p>
+      <w:pPr>
+        <w:pStyle w:val="SourceCode"/>
+      </w:pPr>
+      <w:r>
+        <w:t xml:space="preserve">    // position, inventory.len() - 1, so remove_server returns empty text.</w:t>
       </w:r>
     </w:p>
     <w:p>
@@ -14864,7 +14878,10 @@
     </w:p>
     <w:p>
       <w:r>
-        <w:t>Erlang has no collection that changes. Its fixed-size collection is the tuple, written between braces: tuple_size gives its count, element reads an item, and setelement returns a new tuple with one item replaced. Its dynamic collection is the list, written between square brackets: length gives its count, ++ joins lists to add an item, and hd and tl, or lists:sublist and lists:nthtail, take items out. Every function returns a new list, and the caller keeps it under a new name. Tuple positions and lists:nth count from 1, so the programs add 1 to a position; the printed positions still count from 0, as in every other language.</w:t>
+        <w:t>Erlang has no collection that changes. Its fixed-size collection is the tuple, written between braces: tuple_size gives its count, element reads an item, and setelement returns a new tuple with one item replaced. Its dynamic collection is the list, written between square brackets: length gives its count, ++ joins lists to add an item, and hd and tl, or lists:sublist and lists:nthtail, take items out. Every function returns a new list, and the caller keeps it under a new name. Tuple positions and lists:nth c</w:t>
+      </w:r>
+      <w:r>
+        <w:t>ount from 1, so the programs add 1 to a position; the printed positions still count from 0, as in every other language.</w:t>
       </w:r>
     </w:p>
     <w:p>
@@ -16222,7 +16239,10 @@
     </w:p>
     <w:p>
       <w:r>
-        <w:t>The production-minded version prints the same seventeen lines and moves every change to the inventory into a function, the way a larger program keeps its collections in order. create_inventory builds the inventory from the fixed array and returns it as a new list. add_server adds one server: it returns a new list with the server at its end. remove_server checks that the position exists before it reads or removes anything, and returns the removed name together with the new, shorter list, in a tuple, or empty text, the invalid-position result, when the position is outside the inventory. web_numbers returns a new list of the web servers' numbers, written with funs given to lists:filter and lists:map; lists:foreach prints them. After sorting A to Z, it sorts Z to A with a custom comparison, lists:sort and a fun. The last line shows the invalid-position result.</w:t>
+        <w:t>The production-minded version prints the same seventeen lines and moves every change to the inventory into a function, the way a larger program keeps its collections in order. create_inventory builds the inventory from the fixed array and returns it as a new list. add_server adds one server: it returns a new list with the server at its end. remove_server checks that the position exists before it reads or removes anything, and returns the removed name together with the new, shorter list, in a tuple, or empty</w:t>
+      </w:r>
+      <w:r>
+        <w:t xml:space="preserve"> text, the invalid-position result, when the position is outside the inventory. web_numbers returns a new list of the web servers' numbers, written with funs given to lists:filter and lists:map; lists:foreach prints them. After sorting A to Z, it sorts Z to A with a custom comparison, lists:sort and a fun. The last line shows the invalid-position result.</w:t>
       </w:r>
     </w:p>
     <w:p>
@@ -17062,23 +17082,23 @@
         <w:pStyle w:val="SourceCode"/>
       </w:pPr>
       <w:r>
-        <w:t xml:space="preserve">    %% The result a caller must handle: the inventory has 3 servers, at</w:t>
-      </w:r>
-    </w:p>
-    <w:p>
-      <w:pPr>
-        <w:pStyle w:val="SourceCode"/>
-      </w:pPr>
-      <w:r>
-        <w:t xml:space="preserve">    %% positions 0 to 2, so position 5 is outside it. _ throws away the</w:t>
-      </w:r>
-    </w:p>
-    <w:p>
-      <w:pPr>
-        <w:pStyle w:val="SourceCode"/>
-      </w:pPr>
-      <w:r>
-        <w:t xml:space="preserve">    %% unchanged list.</w:t>
+        <w:t xml:space="preserve">    %% The result a caller must handle: position 5 is past the last</w:t>
+      </w:r>
+    </w:p>
+    <w:p>
+      <w:pPr>
+        <w:pStyle w:val="SourceCode"/>
+      </w:pPr>
+      <w:r>
+        <w:t xml:space="preserve">    %% position, the length - 1, so remove_server returns "". _ throws away</w:t>
+      </w:r>
+    </w:p>
+    <w:p>
+      <w:pPr>
+        <w:pStyle w:val="SourceCode"/>
+      </w:pPr>
+      <w:r>
+        <w:t xml:space="preserve">    %% the unchanged list.</w:t>
       </w:r>
     </w:p>
     <w:p>
@@ -17623,7 +17643,10 @@
     </w:p>
     <w:p>
       <w:r>
-        <w:t>Solidity has fixed-size arrays, such as string[3] memory, and dynamic arrays, string[]. Only an array in storage, the contract's own saved data, can grow with push or shrink with pop, so the inventory is a storage array declared in the contract, outside every function, and run is no longer pure: it changes stored data. Every array has .length, and every position is checked: a position past the end stops the script with panic: array out-of-bounds access. A storage array passed to an internal function is the caller's own array, so the function's changes stay. Solidity has no remove, so removing copies each later item down and pops the last.</w:t>
+        <w:t xml:space="preserve">Solidity has fixed-size arrays, such as string[3] memory, and dynamic arrays, string[]. Only an array in storage, the contract's own saved data, can grow with push or shrink with pop, so the inventory is a storage array declared in the contract, outside every function, and run is no longer pure: it changes stored data. Every array has .length, and every position is checked: a position past the end stops the script with panic: array out-of-bounds access. A storage array passed to an internal function is the </w:t>
+      </w:r>
+      <w:r>
+        <w:t>caller's own array, so the function's changes stay. Solidity has no remove, so removing copies each later item down and pops the last.</w:t>
       </w:r>
     </w:p>
     <w:p>
@@ -19207,7 +19230,10 @@
     </w:p>
     <w:p>
       <w:r>
-        <w:t>The production-minded version prints the same seventeen lines and moves every change to the inventory into a function, the way a larger program keeps its collections in order. createInventory builds the inventory from the fixed array, filling the storage array the caller passes, because a function cannot return a new storage array. addServer adds one server to the caller's storage array. removeServer checks that the position exists before it reads or removes anything, and returns the removed name, or empty text, the invalid-position result, when the position is outside the inventory. printWebNumbers prints the web servers' numbers with a loop, because Solidity has no functions without a name. After sorting A to Z, it sorts Z to A with a custom comparison, sortServers with reverse set to true. The last line shows the invalid-position result.</w:t>
+        <w:t xml:space="preserve">The production-minded version prints the same seventeen lines and moves every change to the inventory into a function, the way a larger program keeps its collections in order. createInventory builds the inventory from the fixed array, filling the storage array the caller passes, because a function cannot return a new storage array. addServer adds one server to the caller's storage array. removeServer checks that the position exists before it reads or removes anything, and returns the removed name, or empty </w:t>
+      </w:r>
+      <w:r>
+        <w:t>text, the invalid-position result, when the position is outside the inventory. printWebNumbers prints the web servers' numbers with a loop, because Solidity has no functions without a name. After sorting A to Z, it sorts Z to A with a custom comparison, sortServers with reverse set to true. The last line shows the invalid-position result.</w:t>
       </w:r>
     </w:p>
     <w:p>
@@ -20420,23 +20446,23 @@
         <w:pStyle w:val="SourceCode"/>
       </w:pPr>
       <w:r>
-        <w:t xml:space="preserve">        // The result a caller must handle: the inventory has 3 servers, at</w:t>
-      </w:r>
-    </w:p>
-    <w:p>
-      <w:pPr>
-        <w:pStyle w:val="SourceCode"/>
-      </w:pPr>
-      <w:r>
-        <w:t xml:space="preserve">        // positions 0 to 2, so position 5 is outside it. Empty text has</w:t>
-      </w:r>
-    </w:p>
-    <w:p>
-      <w:pPr>
-        <w:pStyle w:val="SourceCode"/>
-      </w:pPr>
-      <w:r>
-        <w:t xml:space="preserve">        // no bytes.</w:t>
+        <w:t xml:space="preserve">        // The result a caller must handle: position 5 is past the last</w:t>
+      </w:r>
+    </w:p>
+    <w:p>
+      <w:pPr>
+        <w:pStyle w:val="SourceCode"/>
+      </w:pPr>
+      <w:r>
+        <w:t xml:space="preserve">        // position, inventory.length - 1, so removeServer returns "". Empty</w:t>
+      </w:r>
+    </w:p>
+    <w:p>
+      <w:pPr>
+        <w:pStyle w:val="SourceCode"/>
+      </w:pPr>
+      <w:r>
+        <w:t xml:space="preserve">        // text has no bytes.</w:t>
       </w:r>
     </w:p>
     <w:p>
@@ -21540,7 +21566,10 @@
     </w:p>
     <w:p>
       <w:r>
-        <w:t>Collections hold the repeated parts of both Chapter 2 projects, in the Extended languages. The Command-Line Survey Application keeps its questions in a fixed-size array and adds each answer to a dynamic collection, as add_server adds a server; its final summary receives that collection the way print_inventory does. In Solidity, a contract never reads a keyboard, so the answers arrive as the arguments of one call, and a storage array keeps them. The System Information Utility collects its disks in Lesson 2.15 and its network adapters in Lesson 2.16 into dynamic collections, because the number differs from computer to computer, and prints each with its position and a count. Lesson 2.13a sorts directory entries with these sorts. Lesson 2.8a adds maps, which look up a value by a name instead of a position.</w:t>
+        <w:t>Collections hold the repeated parts of both Chapter 2 projects, in the Extended languages. The Command-Line Survey Application keeps its questions in a fixed-size array and adds each answer to a dynamic collection, as add_server adds a server; its final summary receives that collection the way print_inventory does. In Solidity, a contract never reads a keyboard, so the answers arrive as the arguments of one call, and a storage array keeps them. The System Information Utility collects its disks in Lesson 2.1</w:t>
+      </w:r>
+      <w:r>
+        <w:t>5a and its network adapters in Lesson 2.16a into dynamic collections, because the number differs from computer to computer, and prints each with its position and a count. Lesson 2.13a sorts directory entries with these sorts. Lesson 2.8a adds maps, which look up a value by a name instead of a position.</w:t>
       </w:r>
     </w:p>
     <w:p>
@@ -22397,7 +22426,10 @@
     </w:p>
     <w:p>
       <w:r>
-        <w:t>Every language keeps a collection the same way underneath: items in order, at positions, with a count. Assembly shows it directly, addresses side by side and a count the program keeps itself, changed through its address; Rust lends a Vec read-only or to change; Erlang never changes a collection and returns a new one instead; and Solidity grows only arrays in storage. Checking a position before using it keeps every one of them from reading an item that is not there. Rust closures and Erlang funs filter, map, and sort with a short function that has no name; Assembly and Solidity do the same work with loops, and Assembly borrows C's qsort. Lesson 2.8a turns to maps: looking up a value by a meaningful name instead of by position.</w:t>
+        <w:t>Every language keeps a collection the same way underneath: items in order, at positions, with a count. Assembly shows it directly, addresses side by side and a count the program keeps itself, changed through its address; Rust lends a Vec read-only or to change; Erlang never changes a collection and returns a new one instead; and Solidity grows only arrays in storage. Checking a position before using it keeps every one of them from reading an item that is not there. Rust closures and Erlang funs filter, map,</w:t>
+      </w:r>
+      <w:r>
+        <w:t xml:space="preserve"> and sort with a short function that has no name; Assembly and Solidity do the same work with loops, and Assembly borrows C's qsort. Lesson 2.8a turns to maps: looking up a value by a meaningful name instead of by position.</w:t>
       </w:r>
     </w:p>
     <w:sectPr>
@@ -22583,31 +22615,31 @@
       </w:rPr>
     </w:lvl>
   </w:abstractNum>
-  <w:num w:numId="1" w16cid:durableId="2064791986">
+  <w:num w:numId="1" w16cid:durableId="1847986629">
     <w:abstractNumId w:val="8"/>
   </w:num>
-  <w:num w:numId="2" w16cid:durableId="1644507317">
+  <w:num w:numId="2" w16cid:durableId="684289801">
     <w:abstractNumId w:val="6"/>
   </w:num>
-  <w:num w:numId="3" w16cid:durableId="1974142221">
+  <w:num w:numId="3" w16cid:durableId="428504057">
     <w:abstractNumId w:val="5"/>
   </w:num>
-  <w:num w:numId="4" w16cid:durableId="145587489">
+  <w:num w:numId="4" w16cid:durableId="1050497936">
     <w:abstractNumId w:val="4"/>
   </w:num>
-  <w:num w:numId="5" w16cid:durableId="632254775">
+  <w:num w:numId="5" w16cid:durableId="1917935471">
     <w:abstractNumId w:val="7"/>
   </w:num>
-  <w:num w:numId="6" w16cid:durableId="1504130485">
+  <w:num w:numId="6" w16cid:durableId="1652638240">
     <w:abstractNumId w:val="3"/>
   </w:num>
-  <w:num w:numId="7" w16cid:durableId="1461146559">
+  <w:num w:numId="7" w16cid:durableId="1535464296">
     <w:abstractNumId w:val="2"/>
   </w:num>
-  <w:num w:numId="8" w16cid:durableId="1538464390">
+  <w:num w:numId="8" w16cid:durableId="1050491746">
     <w:abstractNumId w:val="1"/>
   </w:num>
-  <w:num w:numId="9" w16cid:durableId="1597907729">
+  <w:num w:numId="9" w16cid:durableId="915045698">
     <w:abstractNumId w:val="0"/>
   </w:num>
 </w:numbering>
